--- a/fra/docx/65.content.docx
+++ b/fra/docx/65.content.docx
@@ -2873,18 +2873,12 @@
         </w:rPr>
         <w:t xml:space="preserve">Dans cette phrase, Jude omet certains mots qui sont nécessaires dans de nombreuses langues pour former une phrase complète. Si ces mots sont requis dans votre langue, ils peuvent être déduits du verset </w:t>
       </w:r>
-      <w:hyperlink r:id="rId13">
-        <w:r>
-          <w:rPr>
-            <w:lang w:val="fr_FR" w:bidi="fr_FR"/>
-          </w:rPr>
-          <w:rPr>
-            <w:color w:val="0000EE"/>
-            <w:u w:val="single"/>
-          </w:rPr>
-          <w:t>12</w:t>
-        </w:r>
-      </w:hyperlink>
+      <w:r>
+        <w:rPr>
+          <w:lang w:val="fr_FR" w:bidi="fr_FR"/>
+        </w:rPr>
+        <w:t>12</w:t>
+      </w:r>
       <w:r>
         <w:rPr>
           <w:lang w:val="fr_FR" w:bidi="fr_FR"/>
@@ -6145,18 +6139,12 @@
         </w:rPr>
         <w:t xml:space="preserve"> rapporte à l'immoralité sexuelle des habitants de Sodome et Gomorrhe mentionnée dans le verset précédent, et possiblement au comportement inapproprié des anges méchants mentionné au verset </w:t>
       </w:r>
-      <w:hyperlink r:id="rId14">
-        <w:r>
-          <w:rPr>
-            <w:lang w:val="fr_FR" w:bidi="fr_FR"/>
-          </w:rPr>
-          <w:rPr>
-            <w:color w:val="0000EE"/>
-            <w:u w:val="single"/>
-          </w:rPr>
-          <w:t>6</w:t>
-        </w:r>
-      </w:hyperlink>
+      <w:r>
+        <w:rPr>
+          <w:lang w:val="fr_FR" w:bidi="fr_FR"/>
+        </w:rPr>
+        <w:t>6</w:t>
+      </w:r>
       <w:r>
         <w:rPr>
           <w:lang w:val="fr_FR" w:bidi="fr_FR"/>
@@ -6274,18 +6262,12 @@
         </w:rPr>
         <w:t xml:space="preserve"> désigne les faux enseignants introduits au verset </w:t>
       </w:r>
-      <w:hyperlink r:id="rId15">
-        <w:r>
-          <w:rPr>
-            <w:lang w:val="fr_FR" w:bidi="fr_FR"/>
-          </w:rPr>
-          <w:rPr>
-            <w:color w:val="0000EE"/>
-            <w:u w:val="single"/>
-          </w:rPr>
-          <w:t>4</w:t>
-        </w:r>
-      </w:hyperlink>
+      <w:r>
+        <w:rPr>
+          <w:lang w:val="fr_FR" w:bidi="fr_FR"/>
+        </w:rPr>
+        <w:t>4</w:t>
+      </w:r>
       <w:r>
         <w:rPr>
           <w:lang w:val="fr_FR" w:bidi="fr_FR"/>
@@ -7152,18 +7134,12 @@
         </w:rPr>
         <w:t xml:space="preserve"> désignent les faux enseignants présentés au verset </w:t>
       </w:r>
-      <w:hyperlink r:id="rId15">
-        <w:r>
-          <w:rPr>
-            <w:lang w:val="fr_FR" w:bidi="fr_FR"/>
-          </w:rPr>
-          <w:rPr>
-            <w:color w:val="0000EE"/>
-            <w:u w:val="single"/>
-          </w:rPr>
-          <w:t>4</w:t>
-        </w:r>
-      </w:hyperlink>
+      <w:r>
+        <w:rPr>
+          <w:lang w:val="fr_FR" w:bidi="fr_FR"/>
+        </w:rPr>
+        <w:t>4</w:t>
+      </w:r>
       <w:r>
         <w:rPr>
           <w:lang w:val="fr_FR" w:bidi="fr_FR"/>
@@ -7281,18 +7257,12 @@
         </w:rPr>
         <w:t xml:space="preserve"> pourrait désigner : (1) le domaine spirituel mentionné dans le verset précédent. Traduction alternative : « du domaine spirituel, qu'ils ne comprennent pas » ; (2) les glorieux mentionnés au verset </w:t>
       </w:r>
-      <w:hyperlink r:id="rId16">
-        <w:r>
-          <w:rPr>
-            <w:lang w:val="fr_FR" w:bidi="fr_FR"/>
-          </w:rPr>
-          <w:rPr>
-            <w:color w:val="0000EE"/>
-            <w:u w:val="single"/>
-          </w:rPr>
-          <w:t>8</w:t>
-        </w:r>
-      </w:hyperlink>
+      <w:r>
+        <w:rPr>
+          <w:lang w:val="fr_FR" w:bidi="fr_FR"/>
+        </w:rPr>
+        <w:t>8</w:t>
+      </w:r>
       <w:r>
         <w:rPr>
           <w:lang w:val="fr_FR" w:bidi="fr_FR"/>
@@ -8459,18 +8429,12 @@
         </w:rPr>
         <w:t xml:space="preserve"> désigne les faux enseignants mentionnés au verset </w:t>
       </w:r>
-      <w:hyperlink r:id="rId15">
-        <w:r>
-          <w:rPr>
-            <w:lang w:val="fr_FR" w:bidi="fr_FR"/>
-          </w:rPr>
-          <w:rPr>
-            <w:color w:val="0000EE"/>
-            <w:u w:val="single"/>
-          </w:rPr>
-          <w:t>4</w:t>
-        </w:r>
-      </w:hyperlink>
+      <w:r>
+        <w:rPr>
+          <w:lang w:val="fr_FR" w:bidi="fr_FR"/>
+        </w:rPr>
+        <w:t>4</w:t>
+      </w:r>
       <w:r>
         <w:rPr>
           <w:lang w:val="fr_FR" w:bidi="fr_FR"/>
@@ -11908,18 +11872,12 @@
         </w:rPr>
         <w:t xml:space="preserve"> se rapportent aux faux enseignants que Jude a présentés au verset </w:t>
       </w:r>
-      <w:hyperlink r:id="rId15">
-        <w:r>
-          <w:rPr>
-            <w:lang w:val="fr_FR" w:bidi="fr_FR"/>
-          </w:rPr>
-          <w:rPr>
-            <w:color w:val="0000EE"/>
-            <w:u w:val="single"/>
-          </w:rPr>
-          <w:t>4</w:t>
-        </w:r>
-      </w:hyperlink>
+      <w:r>
+        <w:rPr>
+          <w:lang w:val="fr_FR" w:bidi="fr_FR"/>
+        </w:rPr>
+        <w:t>4</w:t>
+      </w:r>
       <w:r>
         <w:rPr>
           <w:lang w:val="fr_FR" w:bidi="fr_FR"/>
@@ -12883,18 +12841,12 @@
         </w:rPr>
         <w:t xml:space="preserve"> se rapporte à ceux à qui Jude écrit, ce qui peut être étendu à tous les croyants. Si cela est utile dans votre langue, vous pouvez expliciter ce terme. Voyez comment vous avez traduit cela au verset </w:t>
       </w:r>
-      <w:hyperlink r:id="rId17">
-        <w:r>
-          <w:rPr>
-            <w:lang w:val="fr_FR" w:bidi="fr_FR"/>
-          </w:rPr>
-          <w:rPr>
-            <w:color w:val="0000EE"/>
-            <w:u w:val="single"/>
-          </w:rPr>
-          <w:t>3</w:t>
-        </w:r>
-      </w:hyperlink>
+      <w:r>
+        <w:rPr>
+          <w:lang w:val="fr_FR" w:bidi="fr_FR"/>
+        </w:rPr>
+        <w:t>3</w:t>
+      </w:r>
       <w:r>
         <w:rPr>
           <w:lang w:val="fr_FR" w:bidi="fr_FR"/>
@@ -14304,18 +14256,12 @@
         </w:rPr>
         <w:t xml:space="preserve"> désigne ceux à qui Jude écrit, ce qui peut être étendu à tous les croyants. Si cela est utile dans votre langue, vous pouvez l'exprimer explicitement. Voyez comment vous avez traduit cela au verset </w:t>
       </w:r>
-      <w:hyperlink r:id="rId17">
-        <w:r>
-          <w:rPr>
-            <w:lang w:val="fr_FR" w:bidi="fr_FR"/>
-          </w:rPr>
-          <w:rPr>
-            <w:color w:val="0000EE"/>
-            <w:u w:val="single"/>
-          </w:rPr>
-          <w:t>3</w:t>
-        </w:r>
-      </w:hyperlink>
+      <w:r>
+        <w:rPr>
+          <w:lang w:val="fr_FR" w:bidi="fr_FR"/>
+        </w:rPr>
+        <w:t>3</w:t>
+      </w:r>
       <w:r>
         <w:rPr>
           <w:lang w:val="fr_FR" w:bidi="fr_FR"/>
@@ -15196,18 +15142,12 @@
         </w:rPr>
         <w:t xml:space="preserve"> signifie « la personne qui est Seigneur sur nous » ou « la personne qui règne sur nous ». Voyez comment vous avez traduit cette expression au verset </w:t>
       </w:r>
-      <w:hyperlink r:id="rId18">
-        <w:r>
-          <w:rPr>
-            <w:lang w:val="fr_FR" w:bidi="fr_FR"/>
-          </w:rPr>
-          <w:rPr>
-            <w:color w:val="0000EE"/>
-            <w:u w:val="single"/>
-          </w:rPr>
-          <w:t>17</w:t>
-        </w:r>
-      </w:hyperlink>
+      <w:r>
+        <w:rPr>
+          <w:lang w:val="fr_FR" w:bidi="fr_FR"/>
+        </w:rPr>
+        <w:t>17</w:t>
+      </w:r>
       <w:r>
         <w:rPr>
           <w:lang w:val="fr_FR" w:bidi="fr_FR"/>
